--- a/people-lead/word/andressa/05-acoes.docx
+++ b/people-lead/word/andressa/05-acoes.docx
@@ -12,7 +12,7 @@
           <w:color w:val="1F3A5F"/>
           <w:sz w:val="40"/>
         </w:rPr>
-        <w:t>Andressa — ações</w:t>
+        <w:t>Andressa Silva — ações</w:t>
       </w:r>
     </w:p>
     <w:p>
@@ -22,7 +22,7 @@
           <w:color w:val="555555"/>
           <w:sz w:val="22"/>
         </w:rPr>
-        <w:t>Andressa · People Lead · documento editável</w:t>
+        <w:t>Andressa Silva · People Lead · documento editável</w:t>
       </w:r>
     </w:p>
     <w:p/>
@@ -101,7 +101,7 @@
         <w:pStyle w:val="Heading3"/>
       </w:pPr>
       <w:r>
-        <w:t>Andressa</w:t>
+        <w:t>Andressa Silva</w:t>
       </w:r>
     </w:p>
     <w:p>
@@ -117,7 +117,7 @@
         <w:pStyle w:val="ListBullet"/>
       </w:pPr>
       <w:r>
-        <w:t>☐ Escrever self-review com 3 evidências de Bradesco</w:t>
+        <w:t>☐ Escrever self-review com 3 evidências da MAPFRE</w:t>
       </w:r>
     </w:p>
     <w:p>

--- a/people-lead/word/andressa/05-acoes.docx
+++ b/people-lead/word/andressa/05-acoes.docx
@@ -45,6 +45,42 @@
       </w:pPr>
       <w:r>
         <w:t>People Lead</w:t>
+      </w:r>
+    </w:p>
+    <w:p>
+      <w:pPr>
+        <w:pStyle w:val="ListBullet"/>
+      </w:pPr>
+      <w:r>
+        <w:t xml:space="preserve">☐ Pedir à Andressa: e-mail do Rafael Martins + feedbacks (msg pronta em </w:t>
+      </w:r>
+      <w:r>
+        <w:rPr>
+          <w:rFonts w:ascii="Consolas" w:hAnsi="Consolas"/>
+          <w:color w:val="333333"/>
+          <w:sz w:val="18"/>
+        </w:rPr>
+        <w:t>14-pedidos-feedback.md</w:t>
+      </w:r>
+      <w:r>
+        <w:t>)</w:t>
+      </w:r>
+    </w:p>
+    <w:p>
+      <w:pPr>
+        <w:pStyle w:val="ListBullet"/>
+      </w:pPr>
+      <w:r>
+        <w:t xml:space="preserve">☐ Enviar e-mail de feedback ao </w:t>
+      </w:r>
+      <w:r>
+        <w:rPr>
+          <w:b/>
+        </w:rPr>
+        <w:t>Rafael Martins</w:t>
+      </w:r>
+      <w:r>
+        <w:t xml:space="preserve"> (quando tiver o e-mail)</w:t>
       </w:r>
     </w:p>
     <w:p>

--- a/people-lead/word/andressa/05-acoes.docx
+++ b/people-lead/word/andressa/05-acoes.docx
@@ -22,7 +22,7 @@
           <w:color w:val="555555"/>
           <w:sz w:val="22"/>
         </w:rPr>
-        <w:t>Andressa Silva · People Lead · documento editável</w:t>
+        <w:t>Andressa · PL · uso interno</w:t>
       </w:r>
     </w:p>
     <w:p/>
@@ -52,7 +52,33 @@
         <w:pStyle w:val="ListBullet"/>
       </w:pPr>
       <w:r>
-        <w:t xml:space="preserve">☐ Pedir à Andressa: e-mail do Rafael Martins + feedbacks (msg pronta em </w:t>
+        <w:t xml:space="preserve">☑ Feedbacks recebidos: Camila (WIT), Renata (par), </w:t>
+      </w:r>
+      <w:r>
+        <w:rPr>
+          <w:b/>
+        </w:rPr>
+        <w:t>Rafael G. Martins</w:t>
+      </w:r>
+      <w:r>
+        <w:t xml:space="preserve"> (gestor) — 08/09</w:t>
+      </w:r>
+    </w:p>
+    <w:p>
+      <w:pPr>
+        <w:pStyle w:val="ListBullet"/>
+      </w:pPr>
+      <w:r>
+        <w:t xml:space="preserve">☐ </w:t>
+      </w:r>
+      <w:r>
+        <w:rPr>
+          <w:b/>
+        </w:rPr>
+        <w:t>Input ABCD Form + Justificativa</w:t>
+      </w:r>
+      <w:r>
+        <w:t xml:space="preserve"> — </w:t>
       </w:r>
       <w:r>
         <w:rPr>
@@ -60,10 +86,10 @@
           <w:color w:val="333333"/>
           <w:sz w:val="18"/>
         </w:rPr>
-        <w:t>14-pedidos-feedback.md</w:t>
+        <w:t>15-justificativa-recomendacao.md</w:t>
       </w:r>
       <w:r>
-        <w:t>)</w:t>
+        <w:t xml:space="preserve"> (≤3000)</w:t>
       </w:r>
     </w:p>
     <w:p>
@@ -71,16 +97,7 @@
         <w:pStyle w:val="ListBullet"/>
       </w:pPr>
       <w:r>
-        <w:t xml:space="preserve">☐ Enviar e-mail de feedback ao </w:t>
-      </w:r>
-      <w:r>
-        <w:rPr>
-          <w:b/>
-        </w:rPr>
-        <w:t>Rafael Martins</w:t>
-      </w:r>
-      <w:r>
-        <w:t xml:space="preserve"> (quando tiver o e-mail)</w:t>
+        <w:t>☐ Agendar 1:1 #2 / #3 — pauta: autonomia, .NET aplicado, Review 12 months, plano certificação/inglês</w:t>
       </w:r>
     </w:p>
     <w:p>
@@ -88,32 +105,7 @@
         <w:pStyle w:val="ListBullet"/>
       </w:pPr>
       <w:r>
-        <w:t>☐ Agendar 1:1 #2 (esta semana / próxima)</w:t>
-      </w:r>
-    </w:p>
-    <w:p>
-      <w:pPr>
-        <w:pStyle w:val="ListBullet"/>
-      </w:pPr>
-      <w:r>
-        <w:t>☐ Pedir o e-mail do Rafael Martins e se apresentar como PL</w:t>
-      </w:r>
-    </w:p>
-    <w:p>
-      <w:pPr>
-        <w:pStyle w:val="ListBullet"/>
-      </w:pPr>
-      <w:r>
-        <w:t xml:space="preserve">☐ Revisar rascunho da autoavaliação dela </w:t>
-      </w:r>
-      <w:r>
-        <w:rPr>
-          <w:b/>
-        </w:rPr>
-        <w:t>antes</w:t>
-      </w:r>
-      <w:r>
-        <w:t xml:space="preserve"> dela submeter</w:t>
+        <w:t>☐ Alinhar com Andressa a leitura do gestor (sem surpresa no feedback de novembro)</w:t>
       </w:r>
     </w:p>
     <w:p>
@@ -129,7 +121,7 @@
         <w:pStyle w:val="ListBullet"/>
       </w:pPr>
       <w:r>
-        <w:t>☐ Anotar no dashboard o status depois da #2</w:t>
+        <w:t>☐ Anotar no dashboard o status após input</w:t>
       </w:r>
     </w:p>
     <w:p>
@@ -570,6 +562,80 @@
           </w:p>
         </w:tc>
       </w:tr>
+      <w:tr>
+        <w:tc>
+          <w:tcPr>
+            <w:tcW w:type="dxa" w:w="2436"/>
+          </w:tcPr>
+          <w:p>
+            <w:r>
+              <w:rPr>
+                <w:sz w:val="20"/>
+              </w:rPr>
+            </w:r>
+            <w:r>
+              <w:rPr>
+                <w:sz w:val="20"/>
+              </w:rPr>
+              <w:t>2026-09-08</w:t>
+            </w:r>
+          </w:p>
+        </w:tc>
+        <w:tc>
+          <w:tcPr>
+            <w:tcW w:type="dxa" w:w="2436"/>
+          </w:tcPr>
+          <w:p>
+            <w:r>
+              <w:rPr>
+                <w:sz w:val="20"/>
+              </w:rPr>
+            </w:r>
+            <w:r>
+              <w:rPr>
+                <w:sz w:val="20"/>
+              </w:rPr>
+              <w:t>Feedbacks projeto</w:t>
+            </w:r>
+          </w:p>
+        </w:tc>
+        <w:tc>
+          <w:tcPr>
+            <w:tcW w:type="dxa" w:w="2436"/>
+          </w:tcPr>
+          <w:p>
+            <w:r>
+              <w:rPr>
+                <w:sz w:val="20"/>
+              </w:rPr>
+            </w:r>
+            <w:r>
+              <w:rPr>
+                <w:sz w:val="20"/>
+              </w:rPr>
+              <w:t>Camila, Renata, Rafael G. Martins</w:t>
+            </w:r>
+          </w:p>
+        </w:tc>
+        <w:tc>
+          <w:tcPr>
+            <w:tcW w:type="dxa" w:w="2436"/>
+          </w:tcPr>
+          <w:p>
+            <w:r>
+              <w:rPr>
+                <w:sz w:val="20"/>
+              </w:rPr>
+            </w:r>
+            <w:r>
+              <w:rPr>
+                <w:sz w:val="20"/>
+              </w:rPr>
+              <w:t>Incorporados na justificativa</w:t>
+            </w:r>
+          </w:p>
+        </w:tc>
+      </w:tr>
     </w:tbl>
     <w:p/>
     <w:sectPr>
